--- a/GroupBy_CASE_Expression.docx
+++ b/GroupBy_CASE_Expression.docx
@@ -502,6 +502,95 @@
       </w:r>
     </w:p>
     <w:p/>
+    <w:p>
+      <w:r>
+        <w:rPr>
+          <w:noProof/>
+          <w:lang w:eastAsia="en-IN"/>
+        </w:rPr>
+        <w:drawing>
+          <wp:inline distT="0" distB="0" distL="0" distR="0" wp14:anchorId="157903F9" wp14:editId="5C9D0B3D">
+            <wp:extent cx="5731510" cy="3186009"/>
+            <wp:effectExtent l="0" t="0" r="2540" b="0"/>
+            <wp:docPr id="1" name="Picture 1"/>
+            <wp:cNvGraphicFramePr>
+              <a:graphicFrameLocks xmlns:a="http://schemas.openxmlformats.org/drawingml/2006/main" noChangeAspect="1"/>
+            </wp:cNvGraphicFramePr>
+            <a:graphic xmlns:a="http://schemas.openxmlformats.org/drawingml/2006/main">
+              <a:graphicData uri="http://schemas.openxmlformats.org/drawingml/2006/picture">
+                <pic:pic xmlns:pic="http://schemas.openxmlformats.org/drawingml/2006/picture">
+                  <pic:nvPicPr>
+                    <pic:cNvPr id="0" name=""/>
+                    <pic:cNvPicPr/>
+                  </pic:nvPicPr>
+                  <pic:blipFill>
+                    <a:blip r:embed="rId6"/>
+                    <a:stretch>
+                      <a:fillRect/>
+                    </a:stretch>
+                  </pic:blipFill>
+                  <pic:spPr>
+                    <a:xfrm>
+                      <a:off x="0" y="0"/>
+                      <a:ext cx="5731510" cy="3186009"/>
+                    </a:xfrm>
+                    <a:prstGeom prst="rect">
+                      <a:avLst/>
+                    </a:prstGeom>
+                  </pic:spPr>
+                </pic:pic>
+              </a:graphicData>
+            </a:graphic>
+          </wp:inline>
+        </w:drawing>
+      </w:r>
+    </w:p>
+    <w:p/>
+    <w:p>
+      <w:bookmarkStart w:id="0" w:name="_GoBack"/>
+      <w:r>
+        <w:rPr>
+          <w:noProof/>
+          <w:lang w:eastAsia="en-IN"/>
+        </w:rPr>
+        <w:drawing>
+          <wp:inline distT="0" distB="0" distL="0" distR="0" wp14:anchorId="0F966696" wp14:editId="2A4FF4B3">
+            <wp:extent cx="5731510" cy="2092369"/>
+            <wp:effectExtent l="0" t="0" r="2540" b="3175"/>
+            <wp:docPr id="2" name="Picture 2"/>
+            <wp:cNvGraphicFramePr>
+              <a:graphicFrameLocks xmlns:a="http://schemas.openxmlformats.org/drawingml/2006/main" noChangeAspect="1"/>
+            </wp:cNvGraphicFramePr>
+            <a:graphic xmlns:a="http://schemas.openxmlformats.org/drawingml/2006/main">
+              <a:graphicData uri="http://schemas.openxmlformats.org/drawingml/2006/picture">
+                <pic:pic xmlns:pic="http://schemas.openxmlformats.org/drawingml/2006/picture">
+                  <pic:nvPicPr>
+                    <pic:cNvPr id="0" name=""/>
+                    <pic:cNvPicPr/>
+                  </pic:nvPicPr>
+                  <pic:blipFill>
+                    <a:blip r:embed="rId7"/>
+                    <a:stretch>
+                      <a:fillRect/>
+                    </a:stretch>
+                  </pic:blipFill>
+                  <pic:spPr>
+                    <a:xfrm>
+                      <a:off x="0" y="0"/>
+                      <a:ext cx="5731510" cy="2092369"/>
+                    </a:xfrm>
+                    <a:prstGeom prst="rect">
+                      <a:avLst/>
+                    </a:prstGeom>
+                  </pic:spPr>
+                </pic:pic>
+              </a:graphicData>
+            </a:graphic>
+          </wp:inline>
+        </w:drawing>
+      </w:r>
+      <w:bookmarkEnd w:id="0"/>
+    </w:p>
     <w:p/>
     <w:p/>
     <w:p>
@@ -603,21 +692,8 @@
           <w:szCs w:val="20"/>
           <w:lang w:eastAsia="en-IN"/>
         </w:rPr>
-        <w:t xml:space="preserve">What is being </w:t>
-      </w:r>
-      <w:proofErr w:type="gramStart"/>
-      <w:r>
-        <w:rPr>
-          <w:rFonts w:eastAsia="Times New Roman" w:cstheme="minorHAnsi"/>
-          <w:b/>
-          <w:bCs/>
-          <w:sz w:val="20"/>
-          <w:szCs w:val="20"/>
-          <w:lang w:eastAsia="en-IN"/>
-        </w:rPr>
-        <w:t>tested</w:t>
-      </w:r>
-      <w:proofErr w:type="gramEnd"/>
+        <w:t>What is being tested</w:t>
+      </w:r>
     </w:p>
     <w:p>
       <w:pPr>
@@ -1117,7 +1193,6 @@
           <w:szCs w:val="20"/>
           <w:lang w:eastAsia="en-IN"/>
         </w:rPr>
-        <w:lastRenderedPageBreak/>
         <w:t xml:space="preserve">    COUNT(CASE WHEN department = 'HR' THEN 1 END) AS hr_count</w:t>
       </w:r>
     </w:p>
@@ -1577,6 +1652,7 @@
           <w:highlight w:val="lightGray"/>
           <w:lang w:eastAsia="en-IN"/>
         </w:rPr>
+        <w:lastRenderedPageBreak/>
         <w:t xml:space="preserve">    SUM(CASE WHEN department = 'HR' THEN 1 ELSE 0 END) AS hr_count</w:t>
       </w:r>
     </w:p>
@@ -1620,8 +1696,6 @@
         </w:rPr>
         <w:t>FROM employees;</w:t>
       </w:r>
-      <w:bookmarkStart w:id="0" w:name="_GoBack"/>
-      <w:bookmarkEnd w:id="0"/>
     </w:p>
     <w:p>
       <w:pPr>
@@ -2140,7 +2214,6 @@
           <w:szCs w:val="20"/>
           <w:lang w:eastAsia="en-IN"/>
         </w:rPr>
-        <w:lastRenderedPageBreak/>
         <w:t>Output Example</w:t>
       </w:r>
     </w:p>
@@ -2510,6 +2583,7 @@
                 <w:szCs w:val="20"/>
                 <w:lang w:eastAsia="en-IN"/>
               </w:rPr>
+              <w:lastRenderedPageBreak/>
               <w:t>Method</w:t>
             </w:r>
           </w:p>
@@ -3992,6 +4066,36 @@
     <w:basedOn w:val="DefaultParagraphFont"/>
     <w:rsid w:val="00C83F43"/>
   </w:style>
+  <w:style w:type="paragraph" w:styleId="BalloonText">
+    <w:name w:val="Balloon Text"/>
+    <w:basedOn w:val="Normal"/>
+    <w:link w:val="BalloonTextChar"/>
+    <w:uiPriority w:val="99"/>
+    <w:semiHidden/>
+    <w:unhideWhenUsed/>
+    <w:rsid w:val="001A20C5"/>
+    <w:pPr>
+      <w:spacing w:after="0" w:line="240" w:lineRule="auto"/>
+    </w:pPr>
+    <w:rPr>
+      <w:rFonts w:ascii="Tahoma" w:hAnsi="Tahoma" w:cs="Tahoma"/>
+      <w:sz w:val="16"/>
+      <w:szCs w:val="16"/>
+    </w:rPr>
+  </w:style>
+  <w:style w:type="character" w:customStyle="1" w:styleId="BalloonTextChar">
+    <w:name w:val="Balloon Text Char"/>
+    <w:basedOn w:val="DefaultParagraphFont"/>
+    <w:link w:val="BalloonText"/>
+    <w:uiPriority w:val="99"/>
+    <w:semiHidden/>
+    <w:rsid w:val="001A20C5"/>
+    <w:rPr>
+      <w:rFonts w:ascii="Tahoma" w:hAnsi="Tahoma" w:cs="Tahoma"/>
+      <w:sz w:val="16"/>
+      <w:szCs w:val="16"/>
+    </w:rPr>
+  </w:style>
 </w:styles>
 </file>
 
@@ -4395,6 +4499,36 @@
     <w:basedOn w:val="DefaultParagraphFont"/>
     <w:rsid w:val="00C83F43"/>
   </w:style>
+  <w:style w:type="paragraph" w:styleId="BalloonText">
+    <w:name w:val="Balloon Text"/>
+    <w:basedOn w:val="Normal"/>
+    <w:link w:val="BalloonTextChar"/>
+    <w:uiPriority w:val="99"/>
+    <w:semiHidden/>
+    <w:unhideWhenUsed/>
+    <w:rsid w:val="001A20C5"/>
+    <w:pPr>
+      <w:spacing w:after="0" w:line="240" w:lineRule="auto"/>
+    </w:pPr>
+    <w:rPr>
+      <w:rFonts w:ascii="Tahoma" w:hAnsi="Tahoma" w:cs="Tahoma"/>
+      <w:sz w:val="16"/>
+      <w:szCs w:val="16"/>
+    </w:rPr>
+  </w:style>
+  <w:style w:type="character" w:customStyle="1" w:styleId="BalloonTextChar">
+    <w:name w:val="Balloon Text Char"/>
+    <w:basedOn w:val="DefaultParagraphFont"/>
+    <w:link w:val="BalloonText"/>
+    <w:uiPriority w:val="99"/>
+    <w:semiHidden/>
+    <w:rsid w:val="001A20C5"/>
+    <w:rPr>
+      <w:rFonts w:ascii="Tahoma" w:hAnsi="Tahoma" w:cs="Tahoma"/>
+      <w:sz w:val="16"/>
+      <w:szCs w:val="16"/>
+    </w:rPr>
+  </w:style>
 </w:styles>
 </file>
 
